--- a/Phase 2/Documents/Phase 2 Contributions.docx
+++ b/Phase 2/Documents/Phase 2 Contributions.docx
@@ -3,31 +3,164 @@
 <w:document xmlns:wpc="http://schemas.microsoft.com/office/word/2010/wordprocessingCanvas" xmlns:cx="http://schemas.microsoft.com/office/drawing/2014/chartex" xmlns:cx1="http://schemas.microsoft.com/office/drawing/2015/9/8/chartex" xmlns:cx2="http://schemas.microsoft.com/office/drawing/2015/10/21/chartex" xmlns:cx3="http://schemas.microsoft.com/office/drawing/2016/5/9/chartex" xmlns:cx4="http://schemas.microsoft.com/office/drawing/2016/5/10/chartex" xmlns:cx5="http://schemas.microsoft.com/office/drawing/2016/5/11/chartex" xmlns:cx6="http://schemas.microsoft.com/office/drawing/2016/5/12/chartex" xmlns:cx7="http://schemas.microsoft.com/office/drawing/2016/5/13/chartex" xmlns:cx8="http://schemas.microsoft.com/office/drawing/2016/5/14/chartex" xmlns:mc="http://schemas.openxmlformats.org/markup-compatibility/2006" xmlns:aink="http://schemas.microsoft.com/office/drawing/2016/ink" xmlns:am3d="http://schemas.microsoft.com/office/drawing/2017/model3d" xmlns:o="urn:schemas-microsoft-com:office:office" xmlns:oel="http://schemas.microsoft.com/office/2019/extlst" xmlns:r="http://schemas.openxmlformats.org/officeDocument/2006/relationships" xmlns:m="http://schemas.openxmlformats.org/officeDocument/2006/math" xmlns:v="urn:schemas-microsoft-com:vml" xmlns:wp14="http://schemas.microsoft.com/office/word/2010/wordprocessingDrawing" xmlns:wp="http://schemas.openxmlformats.org/drawingml/2006/wordprocessingDrawing" xmlns:w10="urn:schemas-microsoft-com:office:word" xmlns:w="http://schemas.openxmlformats.org/wordprocessingml/2006/main" xmlns:w14="http://schemas.microsoft.com/office/word/2010/wordml" xmlns:w15="http://schemas.microsoft.com/office/word/2012/wordml" xmlns:w16cex="http://schemas.microsoft.com/office/word/2018/wordml/cex" xmlns:w16cid="http://schemas.microsoft.com/office/word/2016/wordml/cid" xmlns:w16="http://schemas.microsoft.com/office/word/2018/wordml" xmlns:w16du="http://schemas.microsoft.com/office/word/2023/wordml/word16du" xmlns:w16sdtdh="http://schemas.microsoft.com/office/word/2020/wordml/sdtdatahash" xmlns:w16sdtfl="http://schemas.microsoft.com/office/word/2024/wordml/sdtformatlock" xmlns:w16se="http://schemas.microsoft.com/office/word/2015/wordml/symex" xmlns:wpg="http://schemas.microsoft.com/office/word/2010/wordprocessingGroup" xmlns:wpi="http://schemas.microsoft.com/office/word/2010/wordprocessingInk" xmlns:wne="http://schemas.microsoft.com/office/word/2006/wordml" xmlns:wps="http://schemas.microsoft.com/office/word/2010/wordprocessingShape" mc:Ignorable="w14 w15 w16se w16cid w16 w16cex w16sdtdh w16sdtfl w16du wp14">
   <w:body>
     <w:p>
-      <w:r>
-        <w:t xml:space="preserve">Team 3D – Phase </w:t>
-      </w:r>
-      <w:r>
-        <w:t>2</w:t>
-      </w:r>
-      <w:r>
-        <w:t xml:space="preserve"> Contributions:</w:t>
+      <w:pPr>
+        <w:pStyle w:val="Heading"/>
+        <w:rPr>
+          <w:i/>
+          <w:iCs/>
+          <w:sz w:val="44"/>
+          <w:szCs w:val="44"/>
+        </w:rPr>
+      </w:pPr>
+      <w:r>
+        <w:rPr>
+          <w:i/>
+          <w:iCs/>
+          <w:sz w:val="44"/>
+          <w:szCs w:val="44"/>
+        </w:rPr>
+        <w:t xml:space="preserve">Team </w:t>
+      </w:r>
+      <w:r>
+        <w:rPr>
+          <w:i/>
+          <w:iCs/>
+          <w:sz w:val="44"/>
+          <w:szCs w:val="44"/>
+        </w:rPr>
+        <w:t>3</w:t>
+      </w:r>
+      <w:r>
+        <w:rPr>
+          <w:i/>
+          <w:iCs/>
+          <w:sz w:val="44"/>
+          <w:szCs w:val="44"/>
+        </w:rPr>
+        <w:t xml:space="preserve">, </w:t>
+      </w:r>
+      <w:r>
+        <w:rPr>
+          <w:i/>
+          <w:iCs/>
+          <w:sz w:val="44"/>
+          <w:szCs w:val="44"/>
+        </w:rPr>
+        <w:t>Phase 2 Contribution</w:t>
       </w:r>
     </w:p>
     <w:p>
       <w:pPr>
-        <w:rPr>
-          <w:b/>
-          <w:bCs/>
-          <w:u w:val="single"/>
-        </w:rPr>
-      </w:pPr>
-      <w:r>
-        <w:rPr>
-          <w:b/>
-          <w:bCs/>
-          <w:u w:val="single"/>
-        </w:rPr>
-        <w:t>Jeffrey:</w:t>
+        <w:pStyle w:val="BodyText"/>
+        <w:rPr>
+          <w:rFonts w:hint="eastAsia"/>
+        </w:rPr>
+      </w:pPr>
+      <w:r>
+        <w:rPr>
+          <w:noProof/>
+        </w:rPr>
+        <mc:AlternateContent>
+          <mc:Choice Requires="wps">
+            <w:drawing>
+              <wp:anchor distT="0" distB="0" distL="114300" distR="114300" simplePos="0" relativeHeight="251659264" behindDoc="0" locked="0" layoutInCell="1" allowOverlap="1" wp14:anchorId="5A8313A5" wp14:editId="3F2508CB">
+                <wp:simplePos x="0" y="0"/>
+                <wp:positionH relativeFrom="column">
+                  <wp:posOffset>7620</wp:posOffset>
+                </wp:positionH>
+                <wp:positionV relativeFrom="paragraph">
+                  <wp:posOffset>84455</wp:posOffset>
+                </wp:positionV>
+                <wp:extent cx="6096000" cy="0"/>
+                <wp:effectExtent l="7620" t="8255" r="11430" b="10795"/>
+                <wp:wrapNone/>
+                <wp:docPr id="1869132836" name="Straight Arrow Connector 1"/>
+                <wp:cNvGraphicFramePr>
+                  <a:graphicFrameLocks xmlns:a="http://schemas.openxmlformats.org/drawingml/2006/main"/>
+                </wp:cNvGraphicFramePr>
+                <a:graphic xmlns:a="http://schemas.openxmlformats.org/drawingml/2006/main">
+                  <a:graphicData uri="http://schemas.microsoft.com/office/word/2010/wordprocessingShape">
+                    <wps:wsp>
+                      <wps:cNvCnPr>
+                        <a:cxnSpLocks noChangeShapeType="1"/>
+                      </wps:cNvCnPr>
+                      <wps:spPr bwMode="auto">
+                        <a:xfrm>
+                          <a:off x="0" y="0"/>
+                          <a:ext cx="6096000" cy="0"/>
+                        </a:xfrm>
+                        <a:prstGeom prst="straightConnector1">
+                          <a:avLst/>
+                        </a:prstGeom>
+                        <a:noFill/>
+                        <a:ln w="9525">
+                          <a:solidFill>
+                            <a:srgbClr val="000000"/>
+                          </a:solidFill>
+                          <a:round/>
+                          <a:headEnd/>
+                          <a:tailEnd/>
+                        </a:ln>
+                        <a:extLst>
+                          <a:ext uri="{909E8E84-426E-40DD-AFC4-6F175D3DCCD1}">
+                            <a14:hiddenFill xmlns:a14="http://schemas.microsoft.com/office/drawing/2010/main">
+                              <a:noFill/>
+                            </a14:hiddenFill>
+                          </a:ext>
+                        </a:extLst>
+                      </wps:spPr>
+                      <wps:bodyPr/>
+                    </wps:wsp>
+                  </a:graphicData>
+                </a:graphic>
+                <wp14:sizeRelH relativeFrom="page">
+                  <wp14:pctWidth>0</wp14:pctWidth>
+                </wp14:sizeRelH>
+                <wp14:sizeRelV relativeFrom="page">
+                  <wp14:pctHeight>0</wp14:pctHeight>
+                </wp14:sizeRelV>
+              </wp:anchor>
+            </w:drawing>
+          </mc:Choice>
+          <mc:Fallback>
+            <w:pict>
+              <v:shapetype w14:anchorId="4CD3A7E9" id="_x0000_t32" coordsize="21600,21600" o:spt="32" o:oned="t" path="m,l21600,21600e" filled="f">
+                <v:path arrowok="t" fillok="f" o:connecttype="none"/>
+                <o:lock v:ext="edit" shapetype="t"/>
+              </v:shapetype>
+              <v:shape id="Straight Arrow Connector 1" o:spid="_x0000_s1026" type="#_x0000_t32" style="position:absolute;margin-left:.6pt;margin-top:6.65pt;width:480pt;height:0;z-index:251659264;visibility:visible;mso-wrap-style:square;mso-width-percent:0;mso-height-percent:0;mso-wrap-distance-left:9pt;mso-wrap-distance-top:0;mso-wrap-distance-right:9pt;mso-wrap-distance-bottom:0;mso-position-horizontal:absolute;mso-position-horizontal-relative:text;mso-position-vertical:absolute;mso-position-vertical-relative:text;mso-width-percent:0;mso-height-percent:0;mso-width-relative:page;mso-height-relative:page" o:gfxdata="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"/>
+            </w:pict>
+          </mc:Fallback>
+        </mc:AlternateContent>
+      </w:r>
+    </w:p>
+    <w:p>
+      <w:pPr>
+        <w:rPr>
+          <w:b/>
+          <w:bCs/>
+        </w:rPr>
+      </w:pPr>
+      <w:r>
+        <w:rPr>
+          <w:b/>
+          <w:bCs/>
+        </w:rPr>
+        <w:t>Jeffrey</w:t>
+      </w:r>
+      <w:r>
+        <w:rPr>
+          <w:b/>
+          <w:bCs/>
+        </w:rPr>
+        <w:t xml:space="preserve"> (Manager)</w:t>
+      </w:r>
+      <w:r>
+        <w:rPr>
+          <w:b/>
+          <w:bCs/>
+        </w:rPr>
+        <w:t>:</w:t>
       </w:r>
     </w:p>
     <w:p>
@@ -39,11 +172,10 @@
         <w:rPr>
           <w:b/>
           <w:bCs/>
-          <w:u w:val="single"/>
-        </w:rPr>
-      </w:pPr>
-      <w:r>
-        <w:t>text</w:t>
+        </w:rPr>
+      </w:pPr>
+      <w:r>
+        <w:t>Worked on Documents for Phase 2</w:t>
       </w:r>
     </w:p>
     <w:p>
@@ -51,16 +183,28 @@
         <w:rPr>
           <w:b/>
           <w:bCs/>
-          <w:u w:val="single"/>
-        </w:rPr>
-      </w:pPr>
-      <w:r>
-        <w:rPr>
-          <w:b/>
-          <w:bCs/>
-          <w:u w:val="single"/>
-        </w:rPr>
-        <w:t>Kent:</w:t>
+        </w:rPr>
+      </w:pPr>
+      <w:r>
+        <w:rPr>
+          <w:b/>
+          <w:bCs/>
+        </w:rPr>
+        <w:t>Kent</w:t>
+      </w:r>
+      <w:r>
+        <w:rPr>
+          <w:b/>
+          <w:bCs/>
+        </w:rPr>
+        <w:t xml:space="preserve"> (3D Modeler)</w:t>
+      </w:r>
+      <w:r>
+        <w:rPr>
+          <w:b/>
+          <w:bCs/>
+        </w:rPr>
+        <w:t>:</w:t>
       </w:r>
     </w:p>
     <w:p>
@@ -72,56 +216,138 @@
         <w:rPr>
           <w:b/>
           <w:bCs/>
-          <w:u w:val="single"/>
-        </w:rPr>
-      </w:pPr>
-      <w:r>
-        <w:t>Created the car controls including an auto stop feature.</w:t>
+        </w:rPr>
+      </w:pPr>
+      <w:r>
+        <w:t xml:space="preserve">Created the car </w:t>
+      </w:r>
+      <w:r>
+        <w:t>controls</w:t>
       </w:r>
     </w:p>
     <w:p>
       <w:pPr>
-        <w:rPr>
-          <w:b/>
-          <w:bCs/>
-          <w:u w:val="single"/>
-        </w:rPr>
-      </w:pPr>
-      <w:r>
-        <w:rPr>
-          <w:b/>
-          <w:bCs/>
-          <w:u w:val="single"/>
-        </w:rPr>
-        <w:t>Tyler:</w:t>
+        <w:numPr>
+          <w:ilvl w:val="0"/>
+          <w:numId w:val="2"/>
+        </w:numPr>
+        <w:rPr>
+          <w:b/>
+          <w:bCs/>
+        </w:rPr>
+      </w:pPr>
+      <w:r>
+        <w:t>Created car model</w:t>
       </w:r>
     </w:p>
     <w:p>
       <w:pPr>
         <w:numPr>
           <w:ilvl w:val="0"/>
-          <w:numId w:val="3"/>
+          <w:numId w:val="2"/>
         </w:numPr>
-      </w:pPr>
-      <w:r>
-        <w:t>text</w:t>
+        <w:rPr>
+          <w:b/>
+          <w:bCs/>
+        </w:rPr>
+      </w:pPr>
+      <w:r>
+        <w:t>Created Main Menu Interface</w:t>
       </w:r>
     </w:p>
     <w:p>
       <w:pPr>
-        <w:rPr>
-          <w:b/>
-          <w:bCs/>
-          <w:u w:val="single"/>
-        </w:rPr>
-      </w:pPr>
-      <w:r>
-        <w:rPr>
-          <w:b/>
-          <w:bCs/>
-          <w:u w:val="single"/>
-        </w:rPr>
-        <w:t>Serhii:</w:t>
+        <w:numPr>
+          <w:ilvl w:val="0"/>
+          <w:numId w:val="2"/>
+        </w:numPr>
+        <w:rPr>
+          <w:b/>
+          <w:bCs/>
+        </w:rPr>
+      </w:pPr>
+      <w:r>
+        <w:t>Began Working on Main Menu Scenery and Race Track Model</w:t>
+      </w:r>
+    </w:p>
+    <w:p>
+      <w:pPr>
+        <w:rPr>
+          <w:b/>
+          <w:bCs/>
+        </w:rPr>
+      </w:pPr>
+      <w:r>
+        <w:rPr>
+          <w:b/>
+          <w:bCs/>
+        </w:rPr>
+        <w:t>Tyler</w:t>
+      </w:r>
+      <w:r>
+        <w:rPr>
+          <w:b/>
+          <w:bCs/>
+        </w:rPr>
+        <w:t xml:space="preserve"> (API Connections)</w:t>
+      </w:r>
+      <w:r>
+        <w:rPr>
+          <w:b/>
+          <w:bCs/>
+        </w:rPr>
+        <w:t>:</w:t>
+      </w:r>
+    </w:p>
+    <w:p>
+      <w:pPr>
+        <w:numPr>
+          <w:ilvl w:val="0"/>
+          <w:numId w:val="2"/>
+        </w:numPr>
+      </w:pPr>
+      <w:r>
+        <w:t>Worked on initial Google and PlayFab based account systems</w:t>
+      </w:r>
+    </w:p>
+    <w:p>
+      <w:pPr>
+        <w:numPr>
+          <w:ilvl w:val="0"/>
+          <w:numId w:val="2"/>
+        </w:numPr>
+      </w:pPr>
+      <w:r>
+        <w:t>Worked on Documents from Phase 2</w:t>
+      </w:r>
+    </w:p>
+    <w:p>
+      <w:pPr>
+        <w:rPr>
+          <w:b/>
+          <w:bCs/>
+        </w:rPr>
+      </w:pPr>
+      <w:r>
+        <w:rPr>
+          <w:b/>
+          <w:bCs/>
+        </w:rPr>
+        <w:t>Serhii</w:t>
+      </w:r>
+      <w:r>
+        <w:rPr>
+          <w:b/>
+          <w:bCs/>
+        </w:rPr>
+        <w:t xml:space="preserve"> (Database, server, and login implementations)</w:t>
+      </w:r>
+      <w:r>
+        <w:rPr>
+          <w:b/>
+          <w:bCs/>
+        </w:rPr>
+        <w:t>:</w:t>
       </w:r>
     </w:p>
     <w:p>
@@ -133,28 +359,69 @@
         <w:rPr>
           <w:b/>
           <w:bCs/>
-          <w:u w:val="single"/>
-        </w:rPr>
-      </w:pPr>
-      <w:r>
-        <w:t>text</w:t>
+        </w:rPr>
+      </w:pPr>
+      <w:r>
+        <w:t>Created Database</w:t>
       </w:r>
     </w:p>
     <w:p>
       <w:pPr>
-        <w:rPr>
-          <w:b/>
-          <w:bCs/>
-          <w:u w:val="single"/>
-        </w:rPr>
-      </w:pPr>
-      <w:r>
-        <w:rPr>
-          <w:b/>
-          <w:bCs/>
-          <w:u w:val="single"/>
-        </w:rPr>
-        <w:t>Tanas:</w:t>
+        <w:numPr>
+          <w:ilvl w:val="0"/>
+          <w:numId w:val="4"/>
+        </w:numPr>
+        <w:rPr>
+          <w:b/>
+          <w:bCs/>
+        </w:rPr>
+      </w:pPr>
+      <w:r>
+        <w:t>Created Login System</w:t>
+      </w:r>
+    </w:p>
+    <w:p>
+      <w:pPr>
+        <w:numPr>
+          <w:ilvl w:val="0"/>
+          <w:numId w:val="4"/>
+        </w:numPr>
+        <w:rPr>
+          <w:b/>
+          <w:bCs/>
+        </w:rPr>
+      </w:pPr>
+      <w:r>
+        <w:t>Remade Login Interface</w:t>
+      </w:r>
+    </w:p>
+    <w:p>
+      <w:pPr>
+        <w:rPr>
+          <w:b/>
+          <w:bCs/>
+        </w:rPr>
+      </w:pPr>
+      <w:r>
+        <w:rPr>
+          <w:b/>
+          <w:bCs/>
+        </w:rPr>
+        <w:t>Tanas</w:t>
+      </w:r>
+      <w:r>
+        <w:rPr>
+          <w:b/>
+          <w:bCs/>
+        </w:rPr>
+        <w:t xml:space="preserve"> (Menu UI)</w:t>
+      </w:r>
+      <w:r>
+        <w:rPr>
+          <w:b/>
+          <w:bCs/>
+        </w:rPr>
+        <w:t>:</w:t>
       </w:r>
     </w:p>
     <w:p>
@@ -165,7 +432,18 @@
         </w:numPr>
       </w:pPr>
       <w:r>
-        <w:t>text</w:t>
+        <w:t>Created Sketch of login menu</w:t>
+      </w:r>
+    </w:p>
+    <w:p>
+      <w:pPr>
+        <w:numPr>
+          <w:ilvl w:val="0"/>
+          <w:numId w:val="5"/>
+        </w:numPr>
+      </w:pPr>
+      <w:r>
+        <w:t>Created Login Interface</w:t>
       </w:r>
     </w:p>
     <w:sectPr>
@@ -745,65 +1023,136 @@
       </w:rPr>
     </w:lvl>
   </w:abstractNum>
+  <w:abstractNum w:abstractNumId="5" w15:restartNumberingAfterBreak="0">
+    <w:nsid w:val="7B413FC5"/>
+    <w:multiLevelType w:val="hybridMultilevel"/>
+    <w:tmpl w:val="7520EFAE"/>
+    <w:lvl w:ilvl="0" w:tplc="04090001">
+      <w:start w:val="1"/>
+      <w:numFmt w:val="bullet"/>
+      <w:lvlText w:val=""/>
+      <w:lvlJc w:val="left"/>
+      <w:pPr>
+        <w:ind w:left="720" w:hanging="360"/>
+      </w:pPr>
+      <w:rPr>
+        <w:rFonts w:ascii="Symbol" w:hAnsi="Symbol" w:hint="default"/>
+      </w:rPr>
+    </w:lvl>
+    <w:lvl w:ilvl="1" w:tplc="04090003" w:tentative="1">
+      <w:start w:val="1"/>
+      <w:numFmt w:val="bullet"/>
+      <w:lvlText w:val="o"/>
+      <w:lvlJc w:val="left"/>
+      <w:pPr>
+        <w:ind w:left="1440" w:hanging="360"/>
+      </w:pPr>
+      <w:rPr>
+        <w:rFonts w:ascii="Courier New" w:hAnsi="Courier New" w:cs="Courier New" w:hint="default"/>
+      </w:rPr>
+    </w:lvl>
+    <w:lvl w:ilvl="2" w:tplc="04090005" w:tentative="1">
+      <w:start w:val="1"/>
+      <w:numFmt w:val="bullet"/>
+      <w:lvlText w:val=""/>
+      <w:lvlJc w:val="left"/>
+      <w:pPr>
+        <w:ind w:left="2160" w:hanging="360"/>
+      </w:pPr>
+      <w:rPr>
+        <w:rFonts w:ascii="Wingdings" w:hAnsi="Wingdings" w:hint="default"/>
+      </w:rPr>
+    </w:lvl>
+    <w:lvl w:ilvl="3" w:tplc="04090001" w:tentative="1">
+      <w:start w:val="1"/>
+      <w:numFmt w:val="bullet"/>
+      <w:lvlText w:val=""/>
+      <w:lvlJc w:val="left"/>
+      <w:pPr>
+        <w:ind w:left="2880" w:hanging="360"/>
+      </w:pPr>
+      <w:rPr>
+        <w:rFonts w:ascii="Symbol" w:hAnsi="Symbol" w:hint="default"/>
+      </w:rPr>
+    </w:lvl>
+    <w:lvl w:ilvl="4" w:tplc="04090003" w:tentative="1">
+      <w:start w:val="1"/>
+      <w:numFmt w:val="bullet"/>
+      <w:lvlText w:val="o"/>
+      <w:lvlJc w:val="left"/>
+      <w:pPr>
+        <w:ind w:left="3600" w:hanging="360"/>
+      </w:pPr>
+      <w:rPr>
+        <w:rFonts w:ascii="Courier New" w:hAnsi="Courier New" w:cs="Courier New" w:hint="default"/>
+      </w:rPr>
+    </w:lvl>
+    <w:lvl w:ilvl="5" w:tplc="04090005" w:tentative="1">
+      <w:start w:val="1"/>
+      <w:numFmt w:val="bullet"/>
+      <w:lvlText w:val=""/>
+      <w:lvlJc w:val="left"/>
+      <w:pPr>
+        <w:ind w:left="4320" w:hanging="360"/>
+      </w:pPr>
+      <w:rPr>
+        <w:rFonts w:ascii="Wingdings" w:hAnsi="Wingdings" w:hint="default"/>
+      </w:rPr>
+    </w:lvl>
+    <w:lvl w:ilvl="6" w:tplc="04090001" w:tentative="1">
+      <w:start w:val="1"/>
+      <w:numFmt w:val="bullet"/>
+      <w:lvlText w:val=""/>
+      <w:lvlJc w:val="left"/>
+      <w:pPr>
+        <w:ind w:left="5040" w:hanging="360"/>
+      </w:pPr>
+      <w:rPr>
+        <w:rFonts w:ascii="Symbol" w:hAnsi="Symbol" w:hint="default"/>
+      </w:rPr>
+    </w:lvl>
+    <w:lvl w:ilvl="7" w:tplc="04090003" w:tentative="1">
+      <w:start w:val="1"/>
+      <w:numFmt w:val="bullet"/>
+      <w:lvlText w:val="o"/>
+      <w:lvlJc w:val="left"/>
+      <w:pPr>
+        <w:ind w:left="5760" w:hanging="360"/>
+      </w:pPr>
+      <w:rPr>
+        <w:rFonts w:ascii="Courier New" w:hAnsi="Courier New" w:cs="Courier New" w:hint="default"/>
+      </w:rPr>
+    </w:lvl>
+    <w:lvl w:ilvl="8" w:tplc="04090005" w:tentative="1">
+      <w:start w:val="1"/>
+      <w:numFmt w:val="bullet"/>
+      <w:lvlText w:val=""/>
+      <w:lvlJc w:val="left"/>
+      <w:pPr>
+        <w:ind w:left="6480" w:hanging="360"/>
+      </w:pPr>
+      <w:rPr>
+        <w:rFonts w:ascii="Wingdings" w:hAnsi="Wingdings" w:hint="default"/>
+      </w:rPr>
+    </w:lvl>
+  </w:abstractNum>
   <w:num w:numId="1" w16cid:durableId="970985662">
     <w:abstractNumId w:val="1"/>
-    <w:lvlOverride w:ilvl="0"/>
-    <w:lvlOverride w:ilvl="1"/>
-    <w:lvlOverride w:ilvl="2"/>
-    <w:lvlOverride w:ilvl="3"/>
-    <w:lvlOverride w:ilvl="4"/>
-    <w:lvlOverride w:ilvl="5"/>
-    <w:lvlOverride w:ilvl="6"/>
-    <w:lvlOverride w:ilvl="7"/>
-    <w:lvlOverride w:ilvl="8"/>
   </w:num>
   <w:num w:numId="2" w16cid:durableId="934288293">
     <w:abstractNumId w:val="0"/>
-    <w:lvlOverride w:ilvl="0"/>
-    <w:lvlOverride w:ilvl="1"/>
-    <w:lvlOverride w:ilvl="2"/>
-    <w:lvlOverride w:ilvl="3"/>
-    <w:lvlOverride w:ilvl="4"/>
-    <w:lvlOverride w:ilvl="5"/>
-    <w:lvlOverride w:ilvl="6"/>
-    <w:lvlOverride w:ilvl="7"/>
-    <w:lvlOverride w:ilvl="8"/>
   </w:num>
   <w:num w:numId="3" w16cid:durableId="777404976">
     <w:abstractNumId w:val="3"/>
-    <w:lvlOverride w:ilvl="0"/>
-    <w:lvlOverride w:ilvl="1"/>
-    <w:lvlOverride w:ilvl="2"/>
-    <w:lvlOverride w:ilvl="3"/>
-    <w:lvlOverride w:ilvl="4"/>
-    <w:lvlOverride w:ilvl="5"/>
-    <w:lvlOverride w:ilvl="6"/>
-    <w:lvlOverride w:ilvl="7"/>
-    <w:lvlOverride w:ilvl="8"/>
   </w:num>
   <w:num w:numId="4" w16cid:durableId="1053236531">
     <w:abstractNumId w:val="4"/>
-    <w:lvlOverride w:ilvl="0"/>
-    <w:lvlOverride w:ilvl="1"/>
-    <w:lvlOverride w:ilvl="2"/>
-    <w:lvlOverride w:ilvl="3"/>
-    <w:lvlOverride w:ilvl="4"/>
-    <w:lvlOverride w:ilvl="5"/>
-    <w:lvlOverride w:ilvl="6"/>
-    <w:lvlOverride w:ilvl="7"/>
-    <w:lvlOverride w:ilvl="8"/>
   </w:num>
   <w:num w:numId="5" w16cid:durableId="1800107349">
     <w:abstractNumId w:val="2"/>
-    <w:lvlOverride w:ilvl="0"/>
-    <w:lvlOverride w:ilvl="1"/>
-    <w:lvlOverride w:ilvl="2"/>
-    <w:lvlOverride w:ilvl="3"/>
-    <w:lvlOverride w:ilvl="4"/>
-    <w:lvlOverride w:ilvl="5"/>
-    <w:lvlOverride w:ilvl="6"/>
-    <w:lvlOverride w:ilvl="7"/>
-    <w:lvlOverride w:ilvl="8"/>
+  </w:num>
+  <w:num w:numId="6" w16cid:durableId="1151099092">
+    <w:abstractNumId w:val="5"/>
   </w:num>
 </w:numbering>
 </file>
@@ -1724,6 +2073,43 @@
       <w:spacing w:val="5"/>
     </w:rPr>
   </w:style>
+  <w:style w:type="paragraph" w:customStyle="1" w:styleId="Heading">
+    <w:name w:val="Heading"/>
+    <w:basedOn w:val="Normal"/>
+    <w:next w:val="BodyText"/>
+    <w:qFormat/>
+    <w:rsid w:val="005B310B"/>
+    <w:pPr>
+      <w:keepNext/>
+      <w:suppressAutoHyphens/>
+      <w:spacing w:before="240" w:after="120" w:line="259" w:lineRule="auto"/>
+    </w:pPr>
+    <w:rPr>
+      <w:rFonts w:ascii="Liberation Sans" w:eastAsia="Microsoft YaHei" w:hAnsi="Liberation Sans" w:cs="Lucida Sans"/>
+      <w:sz w:val="28"/>
+      <w:szCs w:val="28"/>
+    </w:rPr>
+  </w:style>
+  <w:style w:type="paragraph" w:styleId="BodyText">
+    <w:name w:val="Body Text"/>
+    <w:basedOn w:val="Normal"/>
+    <w:link w:val="BodyTextChar"/>
+    <w:uiPriority w:val="99"/>
+    <w:semiHidden/>
+    <w:unhideWhenUsed/>
+    <w:rsid w:val="005B310B"/>
+    <w:pPr>
+      <w:spacing w:after="120"/>
+    </w:pPr>
+  </w:style>
+  <w:style w:type="character" w:customStyle="1" w:styleId="BodyTextChar">
+    <w:name w:val="Body Text Char"/>
+    <w:basedOn w:val="DefaultParagraphFont"/>
+    <w:link w:val="BodyText"/>
+    <w:uiPriority w:val="99"/>
+    <w:semiHidden/>
+    <w:rsid w:val="005B310B"/>
+  </w:style>
 </w:styles>
 </file>
 

--- a/Phase 2/Documents/Phase 2 Contributions.docx
+++ b/Phase 2/Documents/Phase 2 Contributions.docx
@@ -6,6 +6,7 @@
       <w:pPr>
         <w:pStyle w:val="Heading"/>
         <w:rPr>
+          <w:rFonts w:hint="eastAsia"/>
           <w:i/>
           <w:iCs/>
           <w:sz w:val="44"/>
@@ -28,7 +29,7 @@
           <w:sz w:val="44"/>
           <w:szCs w:val="44"/>
         </w:rPr>
-        <w:t>3</w:t>
+        <w:t xml:space="preserve">3, </w:t>
       </w:r>
       <w:r>
         <w:rPr>
@@ -37,24 +38,12 @@
           <w:sz w:val="44"/>
           <w:szCs w:val="44"/>
         </w:rPr>
-        <w:t xml:space="preserve">, </w:t>
-      </w:r>
-      <w:r>
-        <w:rPr>
-          <w:i/>
-          <w:iCs/>
-          <w:sz w:val="44"/>
-          <w:szCs w:val="44"/>
-        </w:rPr>
         <w:t>Phase 2 Contribution</w:t>
       </w:r>
     </w:p>
     <w:p>
       <w:pPr>
         <w:pStyle w:val="BodyText"/>
-        <w:rPr>
-          <w:rFonts w:hint="eastAsia"/>
-        </w:rPr>
       </w:pPr>
       <w:r>
         <w:rPr>
@@ -175,8 +164,51 @@
         </w:rPr>
       </w:pPr>
       <w:r>
-        <w:t>Worked on Documents for Phase 2</w:t>
-      </w:r>
+        <w:t xml:space="preserve">Worked on </w:t>
+      </w:r>
+      <w:r>
+        <w:t>Documents for Phase 2</w:t>
+      </w:r>
+    </w:p>
+    <w:p>
+      <w:pPr>
+        <w:numPr>
+          <w:ilvl w:val="1"/>
+          <w:numId w:val="1"/>
+        </w:numPr>
+        <w:rPr>
+          <w:b/>
+          <w:bCs/>
+        </w:rPr>
+      </w:pPr>
+      <w:r>
+        <w:t>Majority of system design doc</w:t>
+      </w:r>
+    </w:p>
+    <w:p>
+      <w:pPr>
+        <w:numPr>
+          <w:ilvl w:val="1"/>
+          <w:numId w:val="1"/>
+        </w:numPr>
+        <w:rPr>
+          <w:b/>
+          <w:bCs/>
+        </w:rPr>
+      </w:pPr>
+      <w:proofErr w:type="gramStart"/>
+      <w:r>
+        <w:t>All of</w:t>
+      </w:r>
+      <w:proofErr w:type="gramEnd"/>
+      <w:r>
+        <w:t xml:space="preserve"> the grant </w:t>
+      </w:r>
+      <w:proofErr w:type="gramStart"/>
+      <w:r>
+        <w:t>chart</w:t>
+      </w:r>
+      <w:proofErr w:type="gramEnd"/>
     </w:p>
     <w:p>
       <w:pPr>
@@ -267,36 +299,15 @@
         </w:rPr>
       </w:pPr>
       <w:r>
-        <w:t>Began Working on Main Menu Scenery and Race Track Model</w:t>
-      </w:r>
-    </w:p>
-    <w:p>
-      <w:pPr>
-        <w:rPr>
-          <w:b/>
-          <w:bCs/>
-        </w:rPr>
-      </w:pPr>
-      <w:r>
-        <w:rPr>
-          <w:b/>
-          <w:bCs/>
-        </w:rPr>
-        <w:t>Tyler</w:t>
-      </w:r>
-      <w:r>
-        <w:rPr>
-          <w:b/>
-          <w:bCs/>
-        </w:rPr>
-        <w:t xml:space="preserve"> (API Connections)</w:t>
-      </w:r>
-      <w:r>
-        <w:rPr>
-          <w:b/>
-          <w:bCs/>
-        </w:rPr>
-        <w:t>:</w:t>
+        <w:t xml:space="preserve">Began Working on Main Menu Scenery and </w:t>
+      </w:r>
+      <w:proofErr w:type="gramStart"/>
+      <w:r>
+        <w:t>Race Track</w:t>
+      </w:r>
+      <w:proofErr w:type="gramEnd"/>
+      <w:r>
+        <w:t xml:space="preserve"> Model</w:t>
       </w:r>
     </w:p>
     <w:p>
@@ -305,9 +316,84 @@
           <w:ilvl w:val="0"/>
           <w:numId w:val="2"/>
         </w:numPr>
-      </w:pPr>
-      <w:r>
-        <w:t>Worked on initial Google and PlayFab based account systems</w:t>
+        <w:rPr>
+          <w:b/>
+          <w:bCs/>
+        </w:rPr>
+      </w:pPr>
+      <w:r>
+        <w:t xml:space="preserve">Worked on </w:t>
+      </w:r>
+      <w:r>
+        <w:t>Documents for Phase 2</w:t>
+      </w:r>
+    </w:p>
+    <w:p>
+      <w:pPr>
+        <w:numPr>
+          <w:ilvl w:val="1"/>
+          <w:numId w:val="2"/>
+        </w:numPr>
+        <w:rPr>
+          <w:b/>
+          <w:bCs/>
+        </w:rPr>
+      </w:pPr>
+      <w:r>
+        <w:t>A section</w:t>
+      </w:r>
+      <w:r>
+        <w:t xml:space="preserve"> of system design doc</w:t>
+      </w:r>
+    </w:p>
+    <w:p>
+      <w:pPr>
+        <w:numPr>
+          <w:ilvl w:val="1"/>
+          <w:numId w:val="2"/>
+        </w:numPr>
+        <w:rPr>
+          <w:b/>
+          <w:bCs/>
+        </w:rPr>
+      </w:pPr>
+      <w:r>
+        <w:t>All</w:t>
+      </w:r>
+      <w:r>
+        <w:t xml:space="preserve"> of </w:t>
+      </w:r>
+      <w:r>
+        <w:t>Milestone Chart</w:t>
+      </w:r>
+    </w:p>
+    <w:p>
+      <w:pPr>
+        <w:rPr>
+          <w:b/>
+          <w:bCs/>
+        </w:rPr>
+      </w:pPr>
+      <w:r>
+        <w:rPr>
+          <w:b/>
+          <w:bCs/>
+        </w:rPr>
+        <w:t>Tyler</w:t>
+      </w:r>
+      <w:r>
+        <w:rPr>
+          <w:b/>
+          <w:bCs/>
+        </w:rPr>
+        <w:t xml:space="preserve"> (API Connections)</w:t>
+      </w:r>
+      <w:r>
+        <w:rPr>
+          <w:b/>
+          <w:bCs/>
+        </w:rPr>
+        <w:t>:</w:t>
       </w:r>
     </w:p>
     <w:p>
@@ -318,7 +404,84 @@
         </w:numPr>
       </w:pPr>
       <w:r>
-        <w:t>Worked on Documents from Phase 2</w:t>
+        <w:t xml:space="preserve">Worked on initial Google and </w:t>
+      </w:r>
+      <w:proofErr w:type="spellStart"/>
+      <w:r>
+        <w:t>PlayFab</w:t>
+      </w:r>
+      <w:proofErr w:type="spellEnd"/>
+      <w:r>
+        <w:t xml:space="preserve"> based account systems</w:t>
+      </w:r>
+    </w:p>
+    <w:p>
+      <w:pPr>
+        <w:numPr>
+          <w:ilvl w:val="0"/>
+          <w:numId w:val="2"/>
+        </w:numPr>
+        <w:rPr>
+          <w:b/>
+          <w:bCs/>
+        </w:rPr>
+      </w:pPr>
+      <w:r>
+        <w:t xml:space="preserve">Worked on </w:t>
+      </w:r>
+      <w:r>
+        <w:t>Documents for Phase 2</w:t>
+      </w:r>
+    </w:p>
+    <w:p>
+      <w:pPr>
+        <w:numPr>
+          <w:ilvl w:val="1"/>
+          <w:numId w:val="2"/>
+        </w:numPr>
+        <w:rPr>
+          <w:b/>
+          <w:bCs/>
+        </w:rPr>
+      </w:pPr>
+      <w:r>
+        <w:t>A</w:t>
+      </w:r>
+      <w:r>
+        <w:t xml:space="preserve"> few</w:t>
+      </w:r>
+      <w:r>
+        <w:t xml:space="preserve"> section</w:t>
+      </w:r>
+      <w:r>
+        <w:t>s</w:t>
+      </w:r>
+      <w:r>
+        <w:t xml:space="preserve"> of system design doc</w:t>
+      </w:r>
+    </w:p>
+    <w:p>
+      <w:pPr>
+        <w:numPr>
+          <w:ilvl w:val="1"/>
+          <w:numId w:val="2"/>
+        </w:numPr>
+        <w:rPr>
+          <w:b/>
+          <w:bCs/>
+        </w:rPr>
+      </w:pPr>
+      <w:r>
+        <w:t>Majority</w:t>
+      </w:r>
+      <w:r>
+        <w:t xml:space="preserve"> of </w:t>
+      </w:r>
+      <w:r>
+        <w:t>Duration</w:t>
+      </w:r>
+      <w:r>
+        <w:t xml:space="preserve"> Chart</w:t>
       </w:r>
     </w:p>
     <w:p>
@@ -397,6 +560,58 @@
     </w:p>
     <w:p>
       <w:pPr>
+        <w:numPr>
+          <w:ilvl w:val="0"/>
+          <w:numId w:val="4"/>
+        </w:numPr>
+        <w:rPr>
+          <w:b/>
+          <w:bCs/>
+        </w:rPr>
+      </w:pPr>
+      <w:r>
+        <w:t xml:space="preserve">Worked on </w:t>
+      </w:r>
+      <w:r>
+        <w:t>Documents for Phase 2</w:t>
+      </w:r>
+    </w:p>
+    <w:p>
+      <w:pPr>
+        <w:numPr>
+          <w:ilvl w:val="1"/>
+          <w:numId w:val="4"/>
+        </w:numPr>
+        <w:rPr>
+          <w:b/>
+          <w:bCs/>
+        </w:rPr>
+      </w:pPr>
+      <w:r>
+        <w:t>A few sections of system design doc</w:t>
+      </w:r>
+    </w:p>
+    <w:p>
+      <w:pPr>
+        <w:numPr>
+          <w:ilvl w:val="1"/>
+          <w:numId w:val="4"/>
+        </w:numPr>
+        <w:rPr>
+          <w:b/>
+          <w:bCs/>
+        </w:rPr>
+      </w:pPr>
+      <w:r>
+        <w:lastRenderedPageBreak/>
+        <w:t>Half</w:t>
+      </w:r>
+      <w:r>
+        <w:t xml:space="preserve"> of Duration Chart</w:t>
+      </w:r>
+    </w:p>
+    <w:p>
+      <w:pPr>
         <w:rPr>
           <w:b/>
           <w:bCs/>
@@ -444,6 +659,39 @@
       </w:pPr>
       <w:r>
         <w:t>Created Login Interface</w:t>
+      </w:r>
+    </w:p>
+    <w:p>
+      <w:pPr>
+        <w:numPr>
+          <w:ilvl w:val="0"/>
+          <w:numId w:val="5"/>
+        </w:numPr>
+        <w:rPr>
+          <w:b/>
+          <w:bCs/>
+        </w:rPr>
+      </w:pPr>
+      <w:r>
+        <w:t xml:space="preserve">Worked on </w:t>
+      </w:r>
+      <w:r>
+        <w:t>Documents for Phase 2</w:t>
+      </w:r>
+    </w:p>
+    <w:p>
+      <w:pPr>
+        <w:numPr>
+          <w:ilvl w:val="1"/>
+          <w:numId w:val="5"/>
+        </w:numPr>
+        <w:rPr>
+          <w:b/>
+          <w:bCs/>
+        </w:rPr>
+      </w:pPr>
+      <w:r>
+        <w:t>A few sections of system design doc</w:t>
       </w:r>
     </w:p>
     <w:sectPr>
@@ -1760,6 +2008,7 @@
   <w:style w:type="character" w:default="1" w:styleId="DefaultParagraphFont">
     <w:name w:val="Default Paragraph Font"/>
     <w:uiPriority w:val="1"/>
+    <w:semiHidden/>
     <w:unhideWhenUsed/>
   </w:style>
   <w:style w:type="table" w:default="1" w:styleId="TableNormal">

--- a/Phase 2/Documents/Phase 2 Contributions.docx
+++ b/Phase 2/Documents/Phase 2 Contributions.docx
@@ -196,19 +196,9 @@
           <w:bCs/>
         </w:rPr>
       </w:pPr>
-      <w:proofErr w:type="gramStart"/>
-      <w:r>
-        <w:t>All of</w:t>
-      </w:r>
-      <w:proofErr w:type="gramEnd"/>
-      <w:r>
-        <w:t xml:space="preserve"> the grant </w:t>
-      </w:r>
-      <w:proofErr w:type="gramStart"/>
-      <w:r>
-        <w:t>chart</w:t>
-      </w:r>
-      <w:proofErr w:type="gramEnd"/>
+      <w:r>
+        <w:t>All of the grant chart</w:t>
+      </w:r>
     </w:p>
     <w:p>
       <w:pPr>
@@ -286,6 +276,9 @@
       <w:r>
         <w:t>Created Main Menu Interface</w:t>
       </w:r>
+      <w:r>
+        <w:t xml:space="preserve"> (Buttons &amp; Text)</w:t>
+      </w:r>
     </w:p>
     <w:p>
       <w:pPr>
@@ -299,15 +292,7 @@
         </w:rPr>
       </w:pPr>
       <w:r>
-        <w:t xml:space="preserve">Began Working on Main Menu Scenery and </w:t>
-      </w:r>
-      <w:proofErr w:type="gramStart"/>
-      <w:r>
-        <w:t>Race Track</w:t>
-      </w:r>
-      <w:proofErr w:type="gramEnd"/>
-      <w:r>
-        <w:t xml:space="preserve"> Model</w:t>
+        <w:t>Began Working on Main Menu Scenery and Race Track Model</w:t>
       </w:r>
     </w:p>
     <w:p>
@@ -340,10 +325,7 @@
         </w:rPr>
       </w:pPr>
       <w:r>
-        <w:t>A section</w:t>
-      </w:r>
-      <w:r>
-        <w:t xml:space="preserve"> of system design doc</w:t>
+        <w:t>A section of system design doc</w:t>
       </w:r>
     </w:p>
     <w:p>
@@ -358,13 +340,7 @@
         </w:rPr>
       </w:pPr>
       <w:r>
-        <w:t>All</w:t>
-      </w:r>
-      <w:r>
-        <w:t xml:space="preserve"> of </w:t>
-      </w:r>
-      <w:r>
-        <w:t>Milestone Chart</w:t>
+        <w:t>All of Milestone Chart</w:t>
       </w:r>
     </w:p>
     <w:p>
@@ -445,19 +421,7 @@
         </w:rPr>
       </w:pPr>
       <w:r>
-        <w:t>A</w:t>
-      </w:r>
-      <w:r>
-        <w:t xml:space="preserve"> few</w:t>
-      </w:r>
-      <w:r>
-        <w:t xml:space="preserve"> section</w:t>
-      </w:r>
-      <w:r>
-        <w:t>s</w:t>
-      </w:r>
-      <w:r>
-        <w:t xml:space="preserve"> of system design doc</w:t>
+        <w:t>A few sections of system design doc</w:t>
       </w:r>
     </w:p>
     <w:p>
@@ -472,16 +436,7 @@
         </w:rPr>
       </w:pPr>
       <w:r>
-        <w:t>Majority</w:t>
-      </w:r>
-      <w:r>
-        <w:t xml:space="preserve"> of </w:t>
-      </w:r>
-      <w:r>
-        <w:t>Duration</w:t>
-      </w:r>
-      <w:r>
-        <w:t xml:space="preserve"> Chart</w:t>
+        <w:t>Majority of Duration Chart</w:t>
       </w:r>
     </w:p>
     <w:p>
@@ -542,6 +497,9 @@
       <w:r>
         <w:t>Created Login System</w:t>
       </w:r>
+      <w:r>
+        <w:t xml:space="preserve"> (The Backend functions)</w:t>
+      </w:r>
     </w:p>
     <w:p>
       <w:pPr>
@@ -557,6 +515,12 @@
       <w:r>
         <w:t>Remade Login Interface</w:t>
       </w:r>
+      <w:r>
+        <w:t xml:space="preserve"> </w:t>
+      </w:r>
+      <w:r>
+        <w:t>(Buttons &amp; Text)</w:t>
+      </w:r>
     </w:p>
     <w:p>
       <w:pPr>
@@ -604,10 +568,7 @@
       </w:pPr>
       <w:r>
         <w:lastRenderedPageBreak/>
-        <w:t>Half</w:t>
-      </w:r>
-      <w:r>
-        <w:t xml:space="preserve"> of Duration Chart</w:t>
+        <w:t>Half of Duration Chart</w:t>
       </w:r>
     </w:p>
     <w:p>
@@ -659,6 +620,12 @@
       </w:pPr>
       <w:r>
         <w:t>Created Login Interface</w:t>
+      </w:r>
+      <w:r>
+        <w:t xml:space="preserve"> </w:t>
+      </w:r>
+      <w:r>
+        <w:t>(Buttons &amp; Text)</w:t>
       </w:r>
     </w:p>
     <w:p>
